--- a/reports/InsightfulCell_System_Test_Report.docx
+++ b/reports/InsightfulCell_System_Test_Report.docx
@@ -587,7 +587,7 @@
                 <w:sz w:val="18"/>
                 <w:szCs w:val="18"/>
               </w:rPr>
-              <w:t>19 Oct 2026: F-01 fixed and checked with a live Gemini run. 21 Oct 2026: the web proxy now refuses bodies over 2 MiB (F-08 partly fixed; no per-organisation rate limit yet); F-07 is unchanged in code, but the Azure recipe’s Caddy overwrites X-Forwarded-For; every other finding still open (see §14). The verdict below records the 18 Oct test.</w:t>
+              <w:t>19 Oct 2026: F-01 fixed and checked with a live Gemini run. 21 Oct 2026: the web proxy now refuses bodies over 2 MiB (F-08 partly fixed; no per-organisation rate limit yet); F-07 is unchanged in code, but the Caddy proxy in front of the AWS deployment overwrites X-Forwarded-For; every other finding still open (see §14). 22 Oct 2026: the application went live on AWS (one EC2 host, HTTPS, Amazon S3, nightly backups) and a Playwright journey on the live site passed every step (Appendix D). The verdict below records the 18 Oct test.</w:t>
             </w:r>
           </w:p>
         </w:tc>
@@ -29814,7 +29814,7 @@
         <w:spacing w:after="120" w:line="276"/>
       </w:pPr>
       <w:r>
-        <w:t>Status update, 19 Oct 2026: F-01 is fixed (JSONB(none_as_null=True) on the four nullable JSON columns, with a unit test) and was checked with a live Gemini run through an ngrok tunnel that reached the report. F-02 to F-22 are still open. Status update, 21 Oct 2026: F-08 is partly fixed (a 2 MiB body cap on the web proxy, 413 above it; the per-organisation API rate limit is still missing). F-07 is unchanged in code; a deployment must put the web app behind a proxy that overwrites X-Forwarded-For (the Azure recipe’s Caddy does). The release has since added a backup model, a hard model spend cap and a key-locked admin dashboard, which this test did not cover. F-02 to F-06 and F-09 to F-22 are still open.</w:t>
+        <w:t>Status update, 19 Oct 2026: F-01 is fixed (JSONB(none_as_null=True) on the four nullable JSON columns, with a unit test) and was checked with a live Gemini run through an ngrok tunnel that reached the report. F-02 to F-22 are still open. Status update, 21 Oct 2026: F-08 is partly fixed (a 2 MiB body cap on the web proxy, 413 above it; the per-organisation API rate limit is still missing). F-07 is unchanged in code; a deployment must put the web app behind a proxy that overwrites X-Forwarded-For (the Caddy proxy of the AWS deployment does, since 22 Oct 2026). The release has since added a backup model, a hard model spend cap and a key-locked admin dashboard, which this test did not cover. F-02 to F-06 and F-09 to F-22 are still open.</w:t>
       </w:r>
     </w:p>
     <w:tbl>
@@ -36252,7 +36252,7 @@
                 <w:sz w:val="18"/>
                 <w:szCs w:val="18"/>
               </w:rPr>
-              <w:t xml:space="preserve">Phase 8 not started: no staging, tracing, metrics, alerts, backups, audit log, rate limits</w:t>
+              <w:t xml:space="preserve">Phase 8 not started on 18 Oct: no staging, tracing, metrics, alerts, backups, audit log, rate limits. Retest 22 Oct: one AWS production host with HTTPS, CI-built images, S3 through an instance role and nightly backups (Appendix D) would score 2; the other gaps remain</w:t>
             </w:r>
           </w:p>
         </w:tc>
@@ -56396,6 +56396,1018 @@
         </w:tc>
       </w:tr>
     </w:tbl>
+    <w:p>
+      <w:pPr>
+        <w:pStyle w:val="Heading1"/>
+      </w:pPr>
+      <w:r>
+        <w:t xml:space="preserve">Appendix D. Retest on the deployed AWS site (22 Oct 2026)</w:t>
+      </w:r>
+    </w:p>
+    <w:p>
+      <w:pPr>
+        <w:spacing w:after="120" w:line="276"/>
+      </w:pPr>
+      <w:r>
+        <w:t xml:space="preserve">On 22 October 2026 the application was deployed to AWS: one EC2 instance runs PostgreSQL 18, the API, the worker and the web app under Docker Compose behind a shared Caddy proxy with automatic HTTPS (app.ic.rgproject.me, api.ic.rgproject.me). Uploads go to a private Amazon S3 bucket through the instance role, nightly pg_dump backups go to a second bucket, and images are built by GitHub Actions and pulled from ghcr.io. The only application change was signing upload URLs for the bucket’s regional host (storage/s3.py, with 4 new unit tests).</w:t>
+      </w:r>
+    </w:p>
+    <w:p>
+      <w:pPr>
+        <w:spacing w:after="120" w:line="276"/>
+      </w:pPr>
+      <w:r>
+        <w:t xml:space="preserve">The same day a Playwright driver (Chromium, 1440 × 900 and 390 × 844, light and dark schemes) registered a fresh account on the live site and walked the whole product with the sample files 01_ecommerce_orders.csv and field_service_jobs.csv. Every step passed. The screenshots are in reports/presentation/screenshots/. The backend unit suite (530 tests) was re-run locally and passed; the integration and frontend suites were not re-run.</w:t>
+      </w:r>
+    </w:p>
+    <w:tbl>
+      <w:tblPr>
+        <w:tblW w:type="dxa" w:w="9638"/>
+        <w:tblBorders>
+          <w:top w:val="single" w:color="auto" w:sz="4"/>
+          <w:left w:val="single" w:color="auto" w:sz="4"/>
+          <w:bottom w:val="single" w:color="auto" w:sz="4"/>
+          <w:right w:val="single" w:color="auto" w:sz="4"/>
+          <w:insideH w:val="single" w:color="auto" w:sz="4"/>
+          <w:insideV w:val="single" w:color="auto" w:sz="4"/>
+        </w:tblBorders>
+      </w:tblPr>
+      <w:tblGrid>
+        <w:gridCol w:w="1927"/>
+        <w:gridCol w:w="7711"/>
+      </w:tblGrid>
+      <w:tr>
+        <w:trPr>
+          <w:cantSplit/>
+          <w:tblHeader/>
+        </w:trPr>
+        <w:tc>
+          <w:tcPr>
+            <w:tcW w:type="dxa" w:w="1927"/>
+            <w:tcBorders>
+              <w:top w:val="single" w:color="C9D3D0" w:sz="4"/>
+              <w:left w:val="single" w:color="C9D3D0" w:sz="4"/>
+              <w:bottom w:val="single" w:color="C9D3D0" w:sz="4"/>
+              <w:right w:val="single" w:color="C9D3D0" w:sz="4"/>
+            </w:tcBorders>
+            <w:shd w:fill="2F6F62" w:color="auto" w:val="clear"/>
+            <w:tcMar>
+              <w:top w:type="dxa" w:w="70"/>
+              <w:left w:type="dxa" w:w="110"/>
+              <w:bottom w:type="dxa" w:w="70"/>
+              <w:right w:type="dxa" w:w="110"/>
+            </w:tcMar>
+            <w:vAlign w:val="top"/>
+          </w:tcPr>
+          <w:p>
+            <w:pPr>
+              <w:spacing w:after="40"/>
+            </w:pPr>
+            <w:r>
+              <w:rPr>
+                <w:b/>
+                <w:bCs/>
+                <w:color w:val="FFFFFF"/>
+                <w:sz w:val="18"/>
+                <w:szCs w:val="18"/>
+              </w:rPr>
+              <w:t xml:space="preserve">Check</w:t>
+            </w:r>
+          </w:p>
+        </w:tc>
+        <w:tc>
+          <w:tcPr>
+            <w:tcW w:type="dxa" w:w="7711"/>
+            <w:tcBorders>
+              <w:top w:val="single" w:color="C9D3D0" w:sz="4"/>
+              <w:left w:val="single" w:color="C9D3D0" w:sz="4"/>
+              <w:bottom w:val="single" w:color="C9D3D0" w:sz="4"/>
+              <w:right w:val="single" w:color="C9D3D0" w:sz="4"/>
+            </w:tcBorders>
+            <w:shd w:fill="2F6F62" w:color="auto" w:val="clear"/>
+            <w:tcMar>
+              <w:top w:type="dxa" w:w="70"/>
+              <w:left w:type="dxa" w:w="110"/>
+              <w:bottom w:type="dxa" w:w="70"/>
+              <w:right w:type="dxa" w:w="110"/>
+            </w:tcMar>
+            <w:vAlign w:val="top"/>
+          </w:tcPr>
+          <w:p>
+            <w:pPr>
+              <w:spacing w:after="40"/>
+            </w:pPr>
+            <w:r>
+              <w:rPr>
+                <w:b/>
+                <w:bCs/>
+                <w:color w:val="FFFFFF"/>
+                <w:sz w:val="18"/>
+                <w:szCs w:val="18"/>
+              </w:rPr>
+              <w:t xml:space="preserve">Result on app.ic.rgproject.me</w:t>
+            </w:r>
+          </w:p>
+        </w:tc>
+      </w:tr>
+      <w:tr>
+        <w:trPr>
+          <w:cantSplit/>
+          <w:tblHeader w:val="off"/>
+        </w:trPr>
+        <w:tc>
+          <w:tcPr>
+            <w:tcW w:type="dxa" w:w="1927"/>
+            <w:tcBorders>
+              <w:top w:val="single" w:color="C9D3D0" w:sz="4"/>
+              <w:left w:val="single" w:color="C9D3D0" w:sz="4"/>
+              <w:bottom w:val="single" w:color="C9D3D0" w:sz="4"/>
+              <w:right w:val="single" w:color="C9D3D0" w:sz="4"/>
+            </w:tcBorders>
+            <w:shd w:fill="F6F8F7" w:color="auto" w:val="clear"/>
+            <w:tcMar>
+              <w:top w:type="dxa" w:w="70"/>
+              <w:left w:type="dxa" w:w="110"/>
+              <w:bottom w:type="dxa" w:w="70"/>
+              <w:right w:type="dxa" w:w="110"/>
+            </w:tcMar>
+            <w:vAlign w:val="top"/>
+          </w:tcPr>
+          <w:p>
+            <w:pPr>
+              <w:spacing w:after="40"/>
+            </w:pPr>
+            <w:r>
+              <w:rPr>
+                <w:sz w:val="18"/>
+                <w:szCs w:val="18"/>
+              </w:rPr>
+              <w:t xml:space="preserve">Sign-in page and HTTPS</w:t>
+            </w:r>
+          </w:p>
+        </w:tc>
+        <w:tc>
+          <w:tcPr>
+            <w:tcW w:type="dxa" w:w="7711"/>
+            <w:tcBorders>
+              <w:top w:val="single" w:color="C9D3D0" w:sz="4"/>
+              <w:left w:val="single" w:color="C9D3D0" w:sz="4"/>
+              <w:bottom w:val="single" w:color="C9D3D0" w:sz="4"/>
+              <w:right w:val="single" w:color="C9D3D0" w:sz="4"/>
+            </w:tcBorders>
+            <w:shd w:fill="F6F8F7" w:color="auto" w:val="clear"/>
+            <w:tcMar>
+              <w:top w:type="dxa" w:w="70"/>
+              <w:left w:type="dxa" w:w="110"/>
+              <w:bottom w:type="dxa" w:w="70"/>
+              <w:right w:type="dxa" w:w="110"/>
+            </w:tcMar>
+            <w:vAlign w:val="top"/>
+          </w:tcPr>
+          <w:p>
+            <w:pPr>
+              <w:spacing w:after="40"/>
+            </w:pPr>
+            <w:r>
+              <w:rPr>
+                <w:sz w:val="18"/>
+                <w:szCs w:val="18"/>
+              </w:rPr>
+              <w:t xml:space="preserve">Served over HTTPS with a valid certificate; email-link button disabled with its note; registration with confirm password works</w:t>
+            </w:r>
+          </w:p>
+        </w:tc>
+      </w:tr>
+      <w:tr>
+        <w:trPr>
+          <w:cantSplit/>
+          <w:tblHeader w:val="off"/>
+        </w:trPr>
+        <w:tc>
+          <w:tcPr>
+            <w:tcW w:type="dxa" w:w="1927"/>
+            <w:tcBorders>
+              <w:top w:val="single" w:color="C9D3D0" w:sz="4"/>
+              <w:left w:val="single" w:color="C9D3D0" w:sz="4"/>
+              <w:bottom w:val="single" w:color="C9D3D0" w:sz="4"/>
+              <w:right w:val="single" w:color="C9D3D0" w:sz="4"/>
+            </w:tcBorders>
+            <w:shd w:fill="F6F8F7" w:color="auto" w:val="clear"/>
+            <w:tcMar>
+              <w:top w:type="dxa" w:w="70"/>
+              <w:left w:type="dxa" w:w="110"/>
+              <w:bottom w:type="dxa" w:w="70"/>
+              <w:right w:type="dxa" w:w="110"/>
+            </w:tcMar>
+            <w:vAlign w:val="top"/>
+          </w:tcPr>
+          <w:p>
+            <w:pPr>
+              <w:spacing w:after="40"/>
+            </w:pPr>
+            <w:r>
+              <w:rPr>
+                <w:sz w:val="18"/>
+                <w:szCs w:val="18"/>
+              </w:rPr>
+              <w:t xml:space="preserve">Upload (CSV, 657 KB and 12.5 KB)</w:t>
+            </w:r>
+          </w:p>
+        </w:tc>
+        <w:tc>
+          <w:tcPr>
+            <w:tcW w:type="dxa" w:w="7711"/>
+            <w:tcBorders>
+              <w:top w:val="single" w:color="C9D3D0" w:sz="4"/>
+              <w:left w:val="single" w:color="C9D3D0" w:sz="4"/>
+              <w:bottom w:val="single" w:color="C9D3D0" w:sz="4"/>
+              <w:right w:val="single" w:color="C9D3D0" w:sz="4"/>
+            </w:tcBorders>
+            <w:shd w:fill="F6F8F7" w:color="auto" w:val="clear"/>
+            <w:tcMar>
+              <w:top w:type="dxa" w:w="70"/>
+              <w:left w:type="dxa" w:w="110"/>
+              <w:bottom w:type="dxa" w:w="70"/>
+              <w:right w:type="dxa" w:w="110"/>
+            </w:tcMar>
+            <w:vAlign w:val="top"/>
+          </w:tcPr>
+          <w:p>
+            <w:pPr>
+              <w:spacing w:after="40"/>
+            </w:pPr>
+            <w:r>
+              <w:rPr>
+                <w:sz w:val="18"/>
+                <w:szCs w:val="18"/>
+              </w:rPr>
+              <w:t xml:space="preserve">Browser hashed the files and uploaded them straight to Amazon S3 through presigned part URLs on the regional host; both listed as Saved</w:t>
+            </w:r>
+          </w:p>
+        </w:tc>
+      </w:tr>
+      <w:tr>
+        <w:trPr>
+          <w:cantSplit/>
+          <w:tblHeader w:val="off"/>
+        </w:trPr>
+        <w:tc>
+          <w:tcPr>
+            <w:tcW w:type="dxa" w:w="1927"/>
+            <w:tcBorders>
+              <w:top w:val="single" w:color="C9D3D0" w:sz="4"/>
+              <w:left w:val="single" w:color="C9D3D0" w:sz="4"/>
+              <w:bottom w:val="single" w:color="C9D3D0" w:sz="4"/>
+              <w:right w:val="single" w:color="C9D3D0" w:sz="4"/>
+            </w:tcBorders>
+            <w:shd w:fill="F6F8F7" w:color="auto" w:val="clear"/>
+            <w:tcMar>
+              <w:top w:type="dxa" w:w="70"/>
+              <w:left w:type="dxa" w:w="110"/>
+              <w:bottom w:type="dxa" w:w="70"/>
+              <w:right w:type="dxa" w:w="110"/>
+            </w:tcMar>
+            <w:vAlign w:val="top"/>
+          </w:tcPr>
+          <w:p>
+            <w:pPr>
+              <w:spacing w:after="40"/>
+            </w:pPr>
+            <w:r>
+              <w:rPr>
+                <w:sz w:val="18"/>
+                <w:szCs w:val="18"/>
+              </w:rPr>
+              <w:t xml:space="preserve">Duplicate upload</w:t>
+            </w:r>
+          </w:p>
+        </w:tc>
+        <w:tc>
+          <w:tcPr>
+            <w:tcW w:type="dxa" w:w="7711"/>
+            <w:tcBorders>
+              <w:top w:val="single" w:color="C9D3D0" w:sz="4"/>
+              <w:left w:val="single" w:color="C9D3D0" w:sz="4"/>
+              <w:bottom w:val="single" w:color="C9D3D0" w:sz="4"/>
+              <w:right w:val="single" w:color="C9D3D0" w:sz="4"/>
+            </w:tcBorders>
+            <w:shd w:fill="F6F8F7" w:color="auto" w:val="clear"/>
+            <w:tcMar>
+              <w:top w:type="dxa" w:w="70"/>
+              <w:left w:type="dxa" w:w="110"/>
+              <w:bottom w:type="dxa" w:w="70"/>
+              <w:right w:type="dxa" w:w="110"/>
+            </w:tcMar>
+            <w:vAlign w:val="top"/>
+          </w:tcPr>
+          <w:p>
+            <w:pPr>
+              <w:spacing w:after="40"/>
+            </w:pPr>
+            <w:r>
+              <w:rPr>
+                <w:sz w:val="18"/>
+                <w:szCs w:val="18"/>
+              </w:rPr>
+              <w:t xml:space="preserve">The same bytes under another name were recognised: “already uploaded this exact file”; nothing new stored</w:t>
+            </w:r>
+          </w:p>
+        </w:tc>
+      </w:tr>
+      <w:tr>
+        <w:trPr>
+          <w:cantSplit/>
+          <w:tblHeader w:val="off"/>
+        </w:trPr>
+        <w:tc>
+          <w:tcPr>
+            <w:tcW w:type="dxa" w:w="1927"/>
+            <w:tcBorders>
+              <w:top w:val="single" w:color="C9D3D0" w:sz="4"/>
+              <w:left w:val="single" w:color="C9D3D0" w:sz="4"/>
+              <w:bottom w:val="single" w:color="C9D3D0" w:sz="4"/>
+              <w:right w:val="single" w:color="C9D3D0" w:sz="4"/>
+            </w:tcBorders>
+            <w:shd w:fill="F6F8F7" w:color="auto" w:val="clear"/>
+            <w:tcMar>
+              <w:top w:type="dxa" w:w="70"/>
+              <w:left w:type="dxa" w:w="110"/>
+              <w:bottom w:type="dxa" w:w="70"/>
+              <w:right w:type="dxa" w:w="110"/>
+            </w:tcMar>
+            <w:vAlign w:val="top"/>
+          </w:tcPr>
+          <w:p>
+            <w:pPr>
+              <w:spacing w:after="40"/>
+            </w:pPr>
+            <w:r>
+              <w:rPr>
+                <w:sz w:val="18"/>
+                <w:szCs w:val="18"/>
+              </w:rPr>
+              <w:t xml:space="preserve">Automatic run (5,000 rows × 19 columns)</w:t>
+            </w:r>
+          </w:p>
+        </w:tc>
+        <w:tc>
+          <w:tcPr>
+            <w:tcW w:type="dxa" w:w="7711"/>
+            <w:tcBorders>
+              <w:top w:val="single" w:color="C9D3D0" w:sz="4"/>
+              <w:left w:val="single" w:color="C9D3D0" w:sz="4"/>
+              <w:bottom w:val="single" w:color="C9D3D0" w:sz="4"/>
+              <w:right w:val="single" w:color="C9D3D0" w:sz="4"/>
+            </w:tcBorders>
+            <w:shd w:fill="F6F8F7" w:color="auto" w:val="clear"/>
+            <w:tcMar>
+              <w:top w:type="dxa" w:w="70"/>
+              <w:left w:type="dxa" w:w="110"/>
+              <w:bottom w:type="dxa" w:w="70"/>
+              <w:right w:type="dxa" w:w="110"/>
+            </w:tcMar>
+            <w:vAlign w:val="top"/>
+          </w:tcPr>
+          <w:p>
+            <w:pPr>
+              <w:spacing w:after="40"/>
+            </w:pPr>
+            <w:r>
+              <w:rPr>
+                <w:sz w:val="18"/>
+                <w:szCs w:val="18"/>
+              </w:rPr>
+              <w:t xml:space="preserve">Succeeded in 14 s: 24 planned questions, 28 facts, 13 tests, 2 reliable findings, 24 charts and 2 maps with 1,444 values recomputed and none withheld</w:t>
+            </w:r>
+          </w:p>
+        </w:tc>
+      </w:tr>
+      <w:tr>
+        <w:trPr>
+          <w:cantSplit/>
+          <w:tblHeader w:val="off"/>
+        </w:trPr>
+        <w:tc>
+          <w:tcPr>
+            <w:tcW w:type="dxa" w:w="1927"/>
+            <w:tcBorders>
+              <w:top w:val="single" w:color="C9D3D0" w:sz="4"/>
+              <w:left w:val="single" w:color="C9D3D0" w:sz="4"/>
+              <w:bottom w:val="single" w:color="C9D3D0" w:sz="4"/>
+              <w:right w:val="single" w:color="C9D3D0" w:sz="4"/>
+            </w:tcBorders>
+            <w:shd w:fill="F6F8F7" w:color="auto" w:val="clear"/>
+            <w:tcMar>
+              <w:top w:type="dxa" w:w="70"/>
+              <w:left w:type="dxa" w:w="110"/>
+              <w:bottom w:type="dxa" w:w="70"/>
+              <w:right w:type="dxa" w:w="110"/>
+            </w:tcMar>
+            <w:vAlign w:val="top"/>
+          </w:tcPr>
+          <w:p>
+            <w:pPr>
+              <w:spacing w:after="40"/>
+            </w:pPr>
+            <w:r>
+              <w:rPr>
+                <w:sz w:val="18"/>
+                <w:szCs w:val="18"/>
+              </w:rPr>
+              <w:t xml:space="preserve">Manual run (25 rows × 50 messy columns)</w:t>
+            </w:r>
+          </w:p>
+        </w:tc>
+        <w:tc>
+          <w:tcPr>
+            <w:tcW w:type="dxa" w:w="7711"/>
+            <w:tcBorders>
+              <w:top w:val="single" w:color="C9D3D0" w:sz="4"/>
+              <w:left w:val="single" w:color="C9D3D0" w:sz="4"/>
+              <w:bottom w:val="single" w:color="C9D3D0" w:sz="4"/>
+              <w:right w:val="single" w:color="C9D3D0" w:sz="4"/>
+            </w:tcBorders>
+            <w:shd w:fill="F6F8F7" w:color="auto" w:val="clear"/>
+            <w:tcMar>
+              <w:top w:type="dxa" w:w="70"/>
+              <w:left w:type="dxa" w:w="110"/>
+              <w:bottom w:type="dxa" w:w="70"/>
+              <w:right w:type="dxa" w:w="110"/>
+            </w:tcMar>
+            <w:vAlign w:val="top"/>
+          </w:tcPr>
+          <w:p>
+            <w:pPr>
+              <w:spacing w:after="40"/>
+            </w:pPr>
+            <w:r>
+              <w:rPr>
+                <w:sz w:val="18"/>
+                <w:szCs w:val="18"/>
+              </w:rPr>
+              <w:t xml:space="preserve">Stopped at “Your review is needed” with 13 changes that could remove or replace values; 5 personal-data columns masked; Apply all, then Approve and continue; succeeded</w:t>
+            </w:r>
+          </w:p>
+        </w:tc>
+      </w:tr>
+      <w:tr>
+        <w:trPr>
+          <w:cantSplit/>
+          <w:tblHeader w:val="off"/>
+        </w:trPr>
+        <w:tc>
+          <w:tcPr>
+            <w:tcW w:type="dxa" w:w="1927"/>
+            <w:tcBorders>
+              <w:top w:val="single" w:color="C9D3D0" w:sz="4"/>
+              <w:left w:val="single" w:color="C9D3D0" w:sz="4"/>
+              <w:bottom w:val="single" w:color="C9D3D0" w:sz="4"/>
+              <w:right w:val="single" w:color="C9D3D0" w:sz="4"/>
+            </w:tcBorders>
+            <w:shd w:fill="F6F8F7" w:color="auto" w:val="clear"/>
+            <w:tcMar>
+              <w:top w:type="dxa" w:w="70"/>
+              <w:left w:type="dxa" w:w="110"/>
+              <w:bottom w:type="dxa" w:w="70"/>
+              <w:right w:type="dxa" w:w="110"/>
+            </w:tcMar>
+            <w:vAlign w:val="top"/>
+          </w:tcPr>
+          <w:p>
+            <w:pPr>
+              <w:spacing w:after="40"/>
+            </w:pPr>
+            <w:r>
+              <w:rPr>
+                <w:sz w:val="18"/>
+                <w:szCs w:val="18"/>
+              </w:rPr>
+              <w:t xml:space="preserve">What the model would be shown</w:t>
+            </w:r>
+          </w:p>
+        </w:tc>
+        <w:tc>
+          <w:tcPr>
+            <w:tcW w:type="dxa" w:w="7711"/>
+            <w:tcBorders>
+              <w:top w:val="single" w:color="C9D3D0" w:sz="4"/>
+              <w:left w:val="single" w:color="C9D3D0" w:sz="4"/>
+              <w:bottom w:val="single" w:color="C9D3D0" w:sz="4"/>
+              <w:right w:val="single" w:color="C9D3D0" w:sz="4"/>
+            </w:tcBorders>
+            <w:shd w:fill="F6F8F7" w:color="auto" w:val="clear"/>
+            <w:tcMar>
+              <w:top w:type="dxa" w:w="70"/>
+              <w:left w:type="dxa" w:w="110"/>
+              <w:bottom w:type="dxa" w:w="70"/>
+              <w:right w:type="dxa" w:w="110"/>
+            </w:tcMar>
+            <w:vAlign w:val="top"/>
+          </w:tcPr>
+          <w:p>
+            <w:pPr>
+              <w:spacing w:after="40"/>
+            </w:pPr>
+            <w:r>
+              <w:rPr>
+                <w:sz w:val="18"/>
+                <w:szCs w:val="18"/>
+              </w:rPr>
+              <w:t xml:space="preserve">The recipe page showed the masked description: no rows, no personal values, no minimum or maximum; personal_data_masked true</w:t>
+            </w:r>
+          </w:p>
+        </w:tc>
+      </w:tr>
+      <w:tr>
+        <w:trPr>
+          <w:cantSplit/>
+          <w:tblHeader w:val="off"/>
+        </w:trPr>
+        <w:tc>
+          <w:tcPr>
+            <w:tcW w:type="dxa" w:w="1927"/>
+            <w:tcBorders>
+              <w:top w:val="single" w:color="C9D3D0" w:sz="4"/>
+              <w:left w:val="single" w:color="C9D3D0" w:sz="4"/>
+              <w:bottom w:val="single" w:color="C9D3D0" w:sz="4"/>
+              <w:right w:val="single" w:color="C9D3D0" w:sz="4"/>
+            </w:tcBorders>
+            <w:shd w:fill="F6F8F7" w:color="auto" w:val="clear"/>
+            <w:tcMar>
+              <w:top w:type="dxa" w:w="70"/>
+              <w:left w:type="dxa" w:w="110"/>
+              <w:bottom w:type="dxa" w:w="70"/>
+              <w:right w:type="dxa" w:w="110"/>
+            </w:tcMar>
+            <w:vAlign w:val="top"/>
+          </w:tcPr>
+          <w:p>
+            <w:pPr>
+              <w:spacing w:after="40"/>
+            </w:pPr>
+            <w:r>
+              <w:rPr>
+                <w:sz w:val="18"/>
+                <w:szCs w:val="18"/>
+              </w:rPr>
+              <w:t xml:space="preserve">Report and fact inspector</w:t>
+            </w:r>
+          </w:p>
+        </w:tc>
+        <w:tc>
+          <w:tcPr>
+            <w:tcW w:type="dxa" w:w="7711"/>
+            <w:tcBorders>
+              <w:top w:val="single" w:color="C9D3D0" w:sz="4"/>
+              <w:left w:val="single" w:color="C9D3D0" w:sz="4"/>
+              <w:bottom w:val="single" w:color="C9D3D0" w:sz="4"/>
+              <w:right w:val="single" w:color="C9D3D0" w:sz="4"/>
+            </w:tcBorders>
+            <w:shd w:fill="F6F8F7" w:color="auto" w:val="clear"/>
+            <w:tcMar>
+              <w:top w:type="dxa" w:w="70"/>
+              <w:left w:type="dxa" w:w="110"/>
+              <w:bottom w:type="dxa" w:w="70"/>
+              <w:right w:type="dxa" w:w="110"/>
+            </w:tcMar>
+            <w:vAlign w:val="top"/>
+          </w:tcPr>
+          <w:p>
+            <w:pPr>
+              <w:spacing w:after="40"/>
+            </w:pPr>
+            <w:r>
+              <w:rPr>
+                <w:sz w:val="18"/>
+                <w:szCs w:val="18"/>
+              </w:rPr>
+              <w:t xml:space="preserve">“In short” with cited facts; a source chip opened its fact with test, interval, p and q values and the content hash</w:t>
+            </w:r>
+          </w:p>
+        </w:tc>
+      </w:tr>
+      <w:tr>
+        <w:trPr>
+          <w:cantSplit/>
+          <w:tblHeader w:val="off"/>
+        </w:trPr>
+        <w:tc>
+          <w:tcPr>
+            <w:tcW w:type="dxa" w:w="1927"/>
+            <w:tcBorders>
+              <w:top w:val="single" w:color="C9D3D0" w:sz="4"/>
+              <w:left w:val="single" w:color="C9D3D0" w:sz="4"/>
+              <w:bottom w:val="single" w:color="C9D3D0" w:sz="4"/>
+              <w:right w:val="single" w:color="C9D3D0" w:sz="4"/>
+            </w:tcBorders>
+            <w:shd w:fill="F6F8F7" w:color="auto" w:val="clear"/>
+            <w:tcMar>
+              <w:top w:type="dxa" w:w="70"/>
+              <w:left w:type="dxa" w:w="110"/>
+              <w:bottom w:type="dxa" w:w="70"/>
+              <w:right w:type="dxa" w:w="110"/>
+            </w:tcMar>
+            <w:vAlign w:val="top"/>
+          </w:tcPr>
+          <w:p>
+            <w:pPr>
+              <w:spacing w:after="40"/>
+            </w:pPr>
+            <w:r>
+              <w:rPr>
+                <w:sz w:val="18"/>
+                <w:szCs w:val="18"/>
+              </w:rPr>
+              <w:t xml:space="preserve">See the data</w:t>
+            </w:r>
+          </w:p>
+        </w:tc>
+        <w:tc>
+          <w:tcPr>
+            <w:tcW w:type="dxa" w:w="7711"/>
+            <w:tcBorders>
+              <w:top w:val="single" w:color="C9D3D0" w:sz="4"/>
+              <w:left w:val="single" w:color="C9D3D0" w:sz="4"/>
+              <w:bottom w:val="single" w:color="C9D3D0" w:sz="4"/>
+              <w:right w:val="single" w:color="C9D3D0" w:sz="4"/>
+            </w:tcBorders>
+            <w:shd w:fill="F6F8F7" w:color="auto" w:val="clear"/>
+            <w:tcMar>
+              <w:top w:type="dxa" w:w="70"/>
+              <w:left w:type="dxa" w:w="110"/>
+              <w:bottom w:type="dxa" w:w="70"/>
+              <w:right w:type="dxa" w:w="110"/>
+            </w:tcMar>
+            <w:vAlign w:val="top"/>
+          </w:tcPr>
+          <w:p>
+            <w:pPr>
+              <w:spacing w:after="40"/>
+            </w:pPr>
+            <w:r>
+              <w:rPr>
+                <w:sz w:val="18"/>
+                <w:szCs w:val="18"/>
+              </w:rPr>
+              <w:t xml:space="preserve">Side panel paged the 5,000 rows as read; personal-data columns hidden</w:t>
+            </w:r>
+          </w:p>
+        </w:tc>
+      </w:tr>
+      <w:tr>
+        <w:trPr>
+          <w:cantSplit/>
+          <w:tblHeader w:val="off"/>
+        </w:trPr>
+        <w:tc>
+          <w:tcPr>
+            <w:tcW w:type="dxa" w:w="1927"/>
+            <w:tcBorders>
+              <w:top w:val="single" w:color="C9D3D0" w:sz="4"/>
+              <w:left w:val="single" w:color="C9D3D0" w:sz="4"/>
+              <w:bottom w:val="single" w:color="C9D3D0" w:sz="4"/>
+              <w:right w:val="single" w:color="C9D3D0" w:sz="4"/>
+            </w:tcBorders>
+            <w:shd w:fill="F6F8F7" w:color="auto" w:val="clear"/>
+            <w:tcMar>
+              <w:top w:type="dxa" w:w="70"/>
+              <w:left w:type="dxa" w:w="110"/>
+              <w:bottom w:type="dxa" w:w="70"/>
+              <w:right w:type="dxa" w:w="110"/>
+            </w:tcMar>
+            <w:vAlign w:val="top"/>
+          </w:tcPr>
+          <w:p>
+            <w:pPr>
+              <w:spacing w:after="40"/>
+            </w:pPr>
+            <w:r>
+              <w:rPr>
+                <w:sz w:val="18"/>
+                <w:szCs w:val="18"/>
+              </w:rPr>
+              <w:t xml:space="preserve">Dashboard and maps</w:t>
+            </w:r>
+          </w:p>
+        </w:tc>
+        <w:tc>
+          <w:tcPr>
+            <w:tcW w:type="dxa" w:w="7711"/>
+            <w:tcBorders>
+              <w:top w:val="single" w:color="C9D3D0" w:sz="4"/>
+              <w:left w:val="single" w:color="C9D3D0" w:sz="4"/>
+              <w:bottom w:val="single" w:color="C9D3D0" w:sz="4"/>
+              <w:right w:val="single" w:color="C9D3D0" w:sz="4"/>
+            </w:tcBorders>
+            <w:shd w:fill="F6F8F7" w:color="auto" w:val="clear"/>
+            <w:tcMar>
+              <w:top w:type="dxa" w:w="70"/>
+              <w:left w:type="dxa" w:w="110"/>
+              <w:bottom w:type="dxa" w:w="70"/>
+              <w:right w:type="dxa" w:w="110"/>
+            </w:tcMar>
+            <w:vAlign w:val="top"/>
+          </w:tcPr>
+          <w:p>
+            <w:pPr>
+              <w:spacing w:after="40"/>
+            </w:pPr>
+            <w:r>
+              <w:rPr>
+                <w:sz w:val="18"/>
+                <w:szCs w:val="18"/>
+              </w:rPr>
+              <w:t xml:space="preserve">Headline tiles with evidence badges; checked charts; country and Australian-state maps resolved 100%</w:t>
+            </w:r>
+          </w:p>
+        </w:tc>
+      </w:tr>
+      <w:tr>
+        <w:trPr>
+          <w:cantSplit/>
+          <w:tblHeader w:val="off"/>
+        </w:trPr>
+        <w:tc>
+          <w:tcPr>
+            <w:tcW w:type="dxa" w:w="1927"/>
+            <w:tcBorders>
+              <w:top w:val="single" w:color="C9D3D0" w:sz="4"/>
+              <w:left w:val="single" w:color="C9D3D0" w:sz="4"/>
+              <w:bottom w:val="single" w:color="C9D3D0" w:sz="4"/>
+              <w:right w:val="single" w:color="C9D3D0" w:sz="4"/>
+            </w:tcBorders>
+            <w:shd w:fill="F6F8F7" w:color="auto" w:val="clear"/>
+            <w:tcMar>
+              <w:top w:type="dxa" w:w="70"/>
+              <w:left w:type="dxa" w:w="110"/>
+              <w:bottom w:type="dxa" w:w="70"/>
+              <w:right w:type="dxa" w:w="110"/>
+            </w:tcMar>
+            <w:vAlign w:val="top"/>
+          </w:tcPr>
+          <w:p>
+            <w:pPr>
+              <w:spacing w:after="40"/>
+            </w:pPr>
+            <w:r>
+              <w:rPr>
+                <w:sz w:val="18"/>
+                <w:szCs w:val="18"/>
+              </w:rPr>
+              <w:t xml:space="preserve">Downloads</w:t>
+            </w:r>
+          </w:p>
+        </w:tc>
+        <w:tc>
+          <w:tcPr>
+            <w:tcW w:type="dxa" w:w="7711"/>
+            <w:tcBorders>
+              <w:top w:val="single" w:color="C9D3D0" w:sz="4"/>
+              <w:left w:val="single" w:color="C9D3D0" w:sz="4"/>
+              <w:bottom w:val="single" w:color="C9D3D0" w:sz="4"/>
+              <w:right w:val="single" w:color="C9D3D0" w:sz="4"/>
+            </w:tcBorders>
+            <w:shd w:fill="F6F8F7" w:color="auto" w:val="clear"/>
+            <w:tcMar>
+              <w:top w:type="dxa" w:w="70"/>
+              <w:left w:type="dxa" w:w="110"/>
+              <w:bottom w:type="dxa" w:w="70"/>
+              <w:right w:type="dxa" w:w="110"/>
+            </w:tcMar>
+            <w:vAlign w:val="top"/>
+          </w:tcPr>
+          <w:p>
+            <w:pPr>
+              <w:spacing w:after="40"/>
+            </w:pPr>
+            <w:r>
+              <w:rPr>
+                <w:sz w:val="18"/>
+                <w:szCs w:val="18"/>
+              </w:rPr>
+              <w:t xml:space="preserve">PDF, Word, Markdown and HTML all downloaded</w:t>
+            </w:r>
+          </w:p>
+        </w:tc>
+      </w:tr>
+      <w:tr>
+        <w:trPr>
+          <w:cantSplit/>
+          <w:tblHeader w:val="off"/>
+        </w:trPr>
+        <w:tc>
+          <w:tcPr>
+            <w:tcW w:type="dxa" w:w="1927"/>
+            <w:tcBorders>
+              <w:top w:val="single" w:color="C9D3D0" w:sz="4"/>
+              <w:left w:val="single" w:color="C9D3D0" w:sz="4"/>
+              <w:bottom w:val="single" w:color="C9D3D0" w:sz="4"/>
+              <w:right w:val="single" w:color="C9D3D0" w:sz="4"/>
+            </w:tcBorders>
+            <w:shd w:fill="F6F8F7" w:color="auto" w:val="clear"/>
+            <w:tcMar>
+              <w:top w:type="dxa" w:w="70"/>
+              <w:left w:type="dxa" w:w="110"/>
+              <w:bottom w:type="dxa" w:w="70"/>
+              <w:right w:type="dxa" w:w="110"/>
+            </w:tcMar>
+            <w:vAlign w:val="top"/>
+          </w:tcPr>
+          <w:p>
+            <w:pPr>
+              <w:spacing w:after="40"/>
+            </w:pPr>
+            <w:r>
+              <w:rPr>
+                <w:sz w:val="18"/>
+                <w:szCs w:val="18"/>
+              </w:rPr>
+              <w:t xml:space="preserve">Drill-down</w:t>
+            </w:r>
+          </w:p>
+        </w:tc>
+        <w:tc>
+          <w:tcPr>
+            <w:tcW w:type="dxa" w:w="7711"/>
+            <w:tcBorders>
+              <w:top w:val="single" w:color="C9D3D0" w:sz="4"/>
+              <w:left w:val="single" w:color="C9D3D0" w:sz="4"/>
+              <w:bottom w:val="single" w:color="C9D3D0" w:sz="4"/>
+              <w:right w:val="single" w:color="C9D3D0" w:sz="4"/>
+            </w:tcBorders>
+            <w:shd w:fill="F6F8F7" w:color="auto" w:val="clear"/>
+            <w:tcMar>
+              <w:top w:type="dxa" w:w="70"/>
+              <w:left w:type="dxa" w:w="110"/>
+              <w:bottom w:type="dxa" w:w="70"/>
+              <w:right w:type="dxa" w:w="110"/>
+            </w:tcMar>
+            <w:vAlign w:val="top"/>
+          </w:tcPr>
+          <w:p>
+            <w:pPr>
+              <w:spacing w:after="40"/>
+            </w:pPr>
+            <w:r>
+              <w:rPr>
+                <w:sz w:val="18"/>
+                <w:szCs w:val="18"/>
+              </w:rPr>
+              <w:t xml:space="preserve">Exploring State: Queensland (420 rows) ran as an exploratory sub-run, reused the approved plan and was labelled exploratory</w:t>
+            </w:r>
+          </w:p>
+        </w:tc>
+      </w:tr>
+      <w:tr>
+        <w:trPr>
+          <w:cantSplit/>
+          <w:tblHeader w:val="off"/>
+        </w:trPr>
+        <w:tc>
+          <w:tcPr>
+            <w:tcW w:type="dxa" w:w="1927"/>
+            <w:tcBorders>
+              <w:top w:val="single" w:color="C9D3D0" w:sz="4"/>
+              <w:left w:val="single" w:color="C9D3D0" w:sz="4"/>
+              <w:bottom w:val="single" w:color="C9D3D0" w:sz="4"/>
+              <w:right w:val="single" w:color="C9D3D0" w:sz="4"/>
+            </w:tcBorders>
+            <w:shd w:fill="F6F8F7" w:color="auto" w:val="clear"/>
+            <w:tcMar>
+              <w:top w:type="dxa" w:w="70"/>
+              <w:left w:type="dxa" w:w="110"/>
+              <w:bottom w:type="dxa" w:w="70"/>
+              <w:right w:type="dxa" w:w="110"/>
+            </w:tcMar>
+            <w:vAlign w:val="top"/>
+          </w:tcPr>
+          <w:p>
+            <w:pPr>
+              <w:spacing w:after="40"/>
+            </w:pPr>
+            <w:r>
+              <w:rPr>
+                <w:sz w:val="18"/>
+                <w:szCs w:val="18"/>
+              </w:rPr>
+              <w:t xml:space="preserve">Delete confirmation, runs list, dark scheme, 390 px mobile</w:t>
+            </w:r>
+          </w:p>
+        </w:tc>
+        <w:tc>
+          <w:tcPr>
+            <w:tcW w:type="dxa" w:w="7711"/>
+            <w:tcBorders>
+              <w:top w:val="single" w:color="C9D3D0" w:sz="4"/>
+              <w:left w:val="single" w:color="C9D3D0" w:sz="4"/>
+              <w:bottom w:val="single" w:color="C9D3D0" w:sz="4"/>
+              <w:right w:val="single" w:color="C9D3D0" w:sz="4"/>
+            </w:tcBorders>
+            <w:shd w:fill="F6F8F7" w:color="auto" w:val="clear"/>
+            <w:tcMar>
+              <w:top w:type="dxa" w:w="70"/>
+              <w:left w:type="dxa" w:w="110"/>
+              <w:bottom w:type="dxa" w:w="70"/>
+              <w:right w:type="dxa" w:w="110"/>
+            </w:tcMar>
+            <w:vAlign w:val="top"/>
+          </w:tcPr>
+          <w:p>
+            <w:pPr>
+              <w:spacing w:after="40"/>
+            </w:pPr>
+            <w:r>
+              <w:rPr>
+                <w:sz w:val="18"/>
+                <w:szCs w:val="18"/>
+              </w:rPr>
+              <w:t xml:space="preserve">Confirmation focuses “Keep it”; runs listed with status and duration; dark scheme and mobile layouts render</w:t>
+            </w:r>
+          </w:p>
+        </w:tc>
+      </w:tr>
+      <w:tr>
+        <w:trPr>
+          <w:cantSplit/>
+          <w:tblHeader w:val="off"/>
+        </w:trPr>
+        <w:tc>
+          <w:tcPr>
+            <w:tcW w:type="dxa" w:w="1927"/>
+            <w:tcBorders>
+              <w:top w:val="single" w:color="C9D3D0" w:sz="4"/>
+              <w:left w:val="single" w:color="C9D3D0" w:sz="4"/>
+              <w:bottom w:val="single" w:color="C9D3D0" w:sz="4"/>
+              <w:right w:val="single" w:color="C9D3D0" w:sz="4"/>
+            </w:tcBorders>
+            <w:shd w:fill="F6F8F7" w:color="auto" w:val="clear"/>
+            <w:tcMar>
+              <w:top w:type="dxa" w:w="70"/>
+              <w:left w:type="dxa" w:w="110"/>
+              <w:bottom w:type="dxa" w:w="70"/>
+              <w:right w:type="dxa" w:w="110"/>
+            </w:tcMar>
+            <w:vAlign w:val="top"/>
+          </w:tcPr>
+          <w:p>
+            <w:pPr>
+              <w:spacing w:after="40"/>
+            </w:pPr>
+            <w:r>
+              <w:rPr>
+                <w:sz w:val="18"/>
+                <w:szCs w:val="18"/>
+              </w:rPr>
+              <w:t xml:space="preserve">Language model on the host</w:t>
+            </w:r>
+          </w:p>
+        </w:tc>
+        <w:tc>
+          <w:tcPr>
+            <w:tcW w:type="dxa" w:w="7711"/>
+            <w:tcBorders>
+              <w:top w:val="single" w:color="C9D3D0" w:sz="4"/>
+              <w:left w:val="single" w:color="C9D3D0" w:sz="4"/>
+              <w:bottom w:val="single" w:color="C9D3D0" w:sz="4"/>
+              <w:right w:val="single" w:color="C9D3D0" w:sz="4"/>
+            </w:tcBorders>
+            <w:shd w:fill="F6F8F7" w:color="auto" w:val="clear"/>
+            <w:tcMar>
+              <w:top w:type="dxa" w:w="70"/>
+              <w:left w:type="dxa" w:w="110"/>
+              <w:bottom w:type="dxa" w:w="70"/>
+              <w:right w:type="dxa" w:w="110"/>
+            </w:tcMar>
+            <w:vAlign w:val="top"/>
+          </w:tcPr>
+          <w:p>
+            <w:pPr>
+              <w:spacing w:after="40"/>
+            </w:pPr>
+            <w:r>
+              <w:rPr>
+                <w:sz w:val="18"/>
+                <w:szCs w:val="18"/>
+              </w:rPr>
+              <w:t xml:space="preserve">None configured on 22 Oct 2026: plans by the rules planner, sentences from templates; no model spend</w:t>
+            </w:r>
+          </w:p>
+        </w:tc>
+      </w:tr>
+    </w:tbl>
+    <w:p>
+      <w:pPr>
+        <w:spacing w:after="160"/>
+      </w:pPr>
+    </w:p>
+    <w:p>
+      <w:pPr>
+        <w:spacing w:after="120" w:line="276"/>
+      </w:pPr>
+      <w:r>
+        <w:t xml:space="preserve">What this retest does not change: the findings F-02 to F-22 were not re-examined and remain open; the live host has no staging, monitoring, alerts or audit log, runs one analysis at a time, and its image still carries the 9 dependency advisories of 21 Oct (certifi, pillow). The demo account and its two datasets remain on the live site.</w:t>
+      </w:r>
+    </w:p>
     <w:p>
       <w:pPr>
         <w:spacing w:after="160"/>
